--- a/docs/Content/Spring2026_Syllabus_GIS II_Wu.docx
+++ b/docs/Content/Spring2026_Syllabus_GIS II_Wu.docx
@@ -1646,6 +1646,102 @@
         <w:jc w:val="both"/>
         <w:rPr>
           <w:rFonts w:ascii="Times New Roman" w:hAnsi="Times New Roman" w:cs="Times New Roman"/>
+          <w:sz w:val="24"/>
+          <w:szCs w:val="24"/>
+        </w:rPr>
+      </w:pPr>
+    </w:p>
+    <w:p>
+      <w:pPr>
+        <w:spacing w:after="0" w:line="240" w:lineRule="auto"/>
+        <w:ind w:leftChars="327" w:left="719"/>
+        <w:jc w:val="both"/>
+        <w:rPr>
+          <w:rFonts w:ascii="Times New Roman" w:hAnsi="Times New Roman" w:cs="Times New Roman"/>
+          <w:sz w:val="24"/>
+          <w:szCs w:val="24"/>
+        </w:rPr>
+      </w:pPr>
+    </w:p>
+    <w:p>
+      <w:pPr>
+        <w:spacing w:after="0" w:line="240" w:lineRule="auto"/>
+        <w:ind w:leftChars="327" w:left="719"/>
+        <w:jc w:val="both"/>
+        <w:rPr>
+          <w:rFonts w:ascii="Times New Roman" w:hAnsi="Times New Roman" w:cs="Times New Roman"/>
+          <w:sz w:val="24"/>
+          <w:szCs w:val="24"/>
+        </w:rPr>
+      </w:pPr>
+    </w:p>
+    <w:p>
+      <w:pPr>
+        <w:spacing w:after="0" w:line="240" w:lineRule="auto"/>
+        <w:ind w:leftChars="327" w:left="719"/>
+        <w:jc w:val="both"/>
+        <w:rPr>
+          <w:rFonts w:ascii="Times New Roman" w:hAnsi="Times New Roman" w:cs="Times New Roman"/>
+          <w:sz w:val="24"/>
+          <w:szCs w:val="24"/>
+        </w:rPr>
+      </w:pPr>
+    </w:p>
+    <w:p>
+      <w:pPr>
+        <w:spacing w:after="0" w:line="240" w:lineRule="auto"/>
+        <w:ind w:leftChars="327" w:left="719"/>
+        <w:jc w:val="both"/>
+        <w:rPr>
+          <w:rFonts w:ascii="Times New Roman" w:hAnsi="Times New Roman" w:cs="Times New Roman"/>
+          <w:sz w:val="24"/>
+          <w:szCs w:val="24"/>
+        </w:rPr>
+      </w:pPr>
+    </w:p>
+    <w:p>
+      <w:pPr>
+        <w:spacing w:after="0" w:line="240" w:lineRule="auto"/>
+        <w:ind w:leftChars="327" w:left="719"/>
+        <w:jc w:val="both"/>
+        <w:rPr>
+          <w:rFonts w:ascii="Times New Roman" w:hAnsi="Times New Roman" w:cs="Times New Roman"/>
+          <w:sz w:val="24"/>
+          <w:szCs w:val="24"/>
+        </w:rPr>
+      </w:pPr>
+    </w:p>
+    <w:p>
+      <w:pPr>
+        <w:spacing w:after="0" w:line="240" w:lineRule="auto"/>
+        <w:ind w:leftChars="327" w:left="719"/>
+        <w:jc w:val="both"/>
+        <w:rPr>
+          <w:rFonts w:ascii="Times New Roman" w:hAnsi="Times New Roman" w:cs="Times New Roman"/>
+          <w:sz w:val="24"/>
+          <w:szCs w:val="24"/>
+        </w:rPr>
+      </w:pPr>
+    </w:p>
+    <w:p>
+      <w:pPr>
+        <w:spacing w:after="0" w:line="240" w:lineRule="auto"/>
+        <w:ind w:leftChars="327" w:left="719"/>
+        <w:jc w:val="both"/>
+        <w:rPr>
+          <w:rFonts w:ascii="Times New Roman" w:hAnsi="Times New Roman" w:cs="Times New Roman"/>
+          <w:sz w:val="24"/>
+          <w:szCs w:val="24"/>
+        </w:rPr>
+      </w:pPr>
+    </w:p>
+    <w:p>
+      <w:pPr>
+        <w:spacing w:after="0" w:line="240" w:lineRule="auto"/>
+        <w:ind w:leftChars="327" w:left="719"/>
+        <w:jc w:val="both"/>
+        <w:rPr>
+          <w:rFonts w:ascii="Times New Roman" w:hAnsi="Times New Roman" w:cs="Times New Roman"/>
           <w:b/>
           <w:bCs/>
           <w:sz w:val="24"/>
@@ -1660,6 +1756,7 @@
           <w:sz w:val="24"/>
           <w:szCs w:val="24"/>
         </w:rPr>
+        <w:lastRenderedPageBreak/>
         <w:t>Course schedule</w:t>
       </w:r>
     </w:p>
@@ -2249,7 +2346,6 @@
                 <w:sz w:val="18"/>
                 <w:szCs w:val="18"/>
               </w:rPr>
-              <w:lastRenderedPageBreak/>
               <w:t>W2</w:t>
             </w:r>
           </w:p>
@@ -3334,44 +3430,6 @@
                 <w:szCs w:val="20"/>
               </w:rPr>
             </w:pPr>
-            <w:r>
-              <w:rPr>
-                <w:rFonts w:cstheme="minorHAnsi"/>
-                <w:color w:val="000000" w:themeColor="text1"/>
-                <w:sz w:val="20"/>
-                <w:szCs w:val="20"/>
-              </w:rPr>
-              <w:t>Lab</w:t>
-            </w:r>
-            <w:r>
-              <w:rPr>
-                <w:rFonts w:cstheme="minorHAnsi"/>
-                <w:color w:val="000000" w:themeColor="text1"/>
-                <w:sz w:val="20"/>
-                <w:szCs w:val="20"/>
-              </w:rPr>
-              <w:t xml:space="preserve"> 3</w:t>
-            </w:r>
-          </w:p>
-          <w:p>
-            <w:pPr>
-              <w:jc w:val="center"/>
-              <w:rPr>
-                <w:rFonts w:cstheme="minorHAnsi"/>
-                <w:color w:val="000000" w:themeColor="text1"/>
-                <w:sz w:val="20"/>
-                <w:szCs w:val="20"/>
-              </w:rPr>
-            </w:pPr>
-            <w:r>
-              <w:rPr>
-                <w:rFonts w:cstheme="minorHAnsi"/>
-                <w:color w:val="000000" w:themeColor="text1"/>
-                <w:sz w:val="20"/>
-                <w:szCs w:val="20"/>
-              </w:rPr>
-              <w:t>Remote Sensing of Classification</w:t>
-            </w:r>
           </w:p>
         </w:tc>
         <w:tc>
@@ -3723,36 +3781,27 @@
                 <w:sz w:val="20"/>
                 <w:szCs w:val="20"/>
               </w:rPr>
-              <w:t>Lab</w:t>
-            </w:r>
-            <w:r>
-              <w:rPr>
-                <w:rFonts w:cstheme="minorHAnsi"/>
-                <w:color w:val="000000" w:themeColor="text1"/>
-                <w:sz w:val="20"/>
-                <w:szCs w:val="20"/>
-              </w:rPr>
-              <w:t xml:space="preserve"> 4</w:t>
-            </w:r>
-          </w:p>
-          <w:p>
-            <w:pPr>
-              <w:jc w:val="center"/>
-              <w:rPr>
-                <w:rFonts w:cstheme="minorHAnsi"/>
-                <w:color w:val="000000" w:themeColor="text1"/>
-                <w:sz w:val="20"/>
-                <w:szCs w:val="20"/>
-              </w:rPr>
-            </w:pPr>
-            <w:r>
-              <w:rPr>
-                <w:rFonts w:cstheme="minorHAnsi"/>
-                <w:color w:val="000000" w:themeColor="text1"/>
-                <w:sz w:val="20"/>
-                <w:szCs w:val="20"/>
-              </w:rPr>
-              <w:t>Land Cover and Land Use Change</w:t>
+              <w:t>Lab 3</w:t>
+            </w:r>
+          </w:p>
+          <w:p>
+            <w:pPr>
+              <w:jc w:val="center"/>
+              <w:rPr>
+                <w:rFonts w:cstheme="minorHAnsi"/>
+                <w:color w:val="000000" w:themeColor="text1"/>
+                <w:sz w:val="20"/>
+                <w:szCs w:val="20"/>
+              </w:rPr>
+            </w:pPr>
+            <w:r>
+              <w:rPr>
+                <w:rFonts w:cstheme="minorHAnsi"/>
+                <w:color w:val="000000" w:themeColor="text1"/>
+                <w:sz w:val="20"/>
+                <w:szCs w:val="20"/>
+              </w:rPr>
+              <w:t>Remote Sensing of Classification</w:t>
             </w:r>
           </w:p>
         </w:tc>
@@ -3921,7 +3970,7 @@
                 <w:sz w:val="20"/>
                 <w:szCs w:val="20"/>
               </w:rPr>
-              <w:t>Lidar and 3D Visualization</w:t>
+              <w:t>Remote Sensing Imagery</w:t>
             </w:r>
           </w:p>
         </w:tc>
@@ -3947,7 +3996,7 @@
                 <w:sz w:val="20"/>
                 <w:szCs w:val="20"/>
               </w:rPr>
-              <w:t>Lidar and 3D Visualization</w:t>
+              <w:t>Remote Sensing Imagery</w:t>
             </w:r>
           </w:p>
         </w:tc>
@@ -3968,11 +4017,20 @@
             <w:r>
               <w:rPr>
                 <w:rFonts w:ascii="Times New Roman" w:hAnsi="Times New Roman" w:cs="Times New Roman"/>
-                <w:color w:val="00B0F0"/>
-                <w:sz w:val="18"/>
-                <w:szCs w:val="18"/>
-              </w:rPr>
-              <w:t>Ch 17</w:t>
+                <w:color w:val="000000" w:themeColor="text1"/>
+                <w:sz w:val="18"/>
+                <w:szCs w:val="18"/>
+              </w:rPr>
+              <w:t>Ch 6</w:t>
+            </w:r>
+            <w:r>
+              <w:rPr>
+                <w:rFonts w:ascii="Times New Roman" w:hAnsi="Times New Roman" w:cs="Times New Roman" w:hint="eastAsia"/>
+                <w:color w:val="000000" w:themeColor="text1"/>
+                <w:sz w:val="18"/>
+                <w:szCs w:val="18"/>
+              </w:rPr>
+              <w:t xml:space="preserve">, </w:t>
             </w:r>
             <w:r>
               <w:rPr>
@@ -3981,7 +4039,7 @@
                 <w:sz w:val="18"/>
                 <w:szCs w:val="18"/>
               </w:rPr>
-              <w:t>,18</w:t>
+              <w:t>Ch 13</w:t>
             </w:r>
           </w:p>
         </w:tc>
@@ -4096,36 +4154,27 @@
                 <w:sz w:val="20"/>
                 <w:szCs w:val="20"/>
               </w:rPr>
-              <w:t>Lab</w:t>
-            </w:r>
-            <w:r>
-              <w:rPr>
-                <w:rFonts w:cstheme="minorHAnsi"/>
-                <w:color w:val="000000" w:themeColor="text1"/>
-                <w:sz w:val="20"/>
-                <w:szCs w:val="20"/>
-              </w:rPr>
-              <w:t xml:space="preserve"> 5</w:t>
-            </w:r>
-          </w:p>
-          <w:p>
-            <w:pPr>
-              <w:jc w:val="center"/>
-              <w:rPr>
-                <w:rFonts w:cstheme="minorHAnsi"/>
-                <w:color w:val="000000" w:themeColor="text1"/>
-                <w:sz w:val="20"/>
-                <w:szCs w:val="20"/>
-              </w:rPr>
-            </w:pPr>
-            <w:r>
-              <w:rPr>
-                <w:rFonts w:cstheme="minorHAnsi"/>
-                <w:color w:val="000000" w:themeColor="text1"/>
-                <w:sz w:val="20"/>
-                <w:szCs w:val="20"/>
-              </w:rPr>
-              <w:t>Lidar Data Analysis &amp; 3D Visualization</w:t>
+              <w:t>Lab 4</w:t>
+            </w:r>
+          </w:p>
+          <w:p>
+            <w:pPr>
+              <w:jc w:val="center"/>
+              <w:rPr>
+                <w:rFonts w:cstheme="minorHAnsi"/>
+                <w:color w:val="000000" w:themeColor="text1"/>
+                <w:sz w:val="20"/>
+                <w:szCs w:val="20"/>
+              </w:rPr>
+            </w:pPr>
+            <w:r>
+              <w:rPr>
+                <w:rFonts w:cstheme="minorHAnsi"/>
+                <w:color w:val="000000" w:themeColor="text1"/>
+                <w:sz w:val="20"/>
+                <w:szCs w:val="20"/>
+              </w:rPr>
+              <w:t>Land Cover and Land Use Change</w:t>
             </w:r>
           </w:p>
         </w:tc>
@@ -4294,7 +4343,7 @@
                 <w:sz w:val="20"/>
                 <w:szCs w:val="20"/>
               </w:rPr>
-              <w:t>Spatial Statistics</w:t>
+              <w:t>Lidar and 3D Visualization</w:t>
             </w:r>
           </w:p>
         </w:tc>
@@ -4308,43 +4357,21 @@
               <w:jc w:val="center"/>
               <w:rPr>
                 <w:rFonts w:cstheme="minorHAnsi"/>
-                <w:color w:val="000000" w:themeColor="text1"/>
-                <w:sz w:val="20"/>
-                <w:szCs w:val="20"/>
-              </w:rPr>
-            </w:pPr>
-            <w:r>
-              <w:rPr>
-                <w:rFonts w:cstheme="minorHAnsi"/>
-                <w:color w:val="000000" w:themeColor="text1"/>
-                <w:sz w:val="20"/>
-                <w:szCs w:val="20"/>
-              </w:rPr>
-              <w:t>Spatial Statistics</w:t>
-            </w:r>
-          </w:p>
-          <w:p>
-            <w:pPr>
-              <w:jc w:val="center"/>
-              <w:rPr>
-                <w:rFonts w:cstheme="minorHAnsi"/>
-                <w:b/>
-                <w:bCs/>
-                <w:color w:val="000000" w:themeColor="text1"/>
-                <w:sz w:val="20"/>
-                <w:szCs w:val="20"/>
-              </w:rPr>
-            </w:pPr>
-            <w:r>
-              <w:rPr>
-                <w:rFonts w:cstheme="minorHAnsi"/>
-                <w:b/>
-                <w:bCs/>
-                <w:color w:val="7030A0"/>
-                <w:sz w:val="20"/>
-                <w:szCs w:val="20"/>
-              </w:rPr>
-              <w:t>Quiz #1</w:t>
+                <w:b/>
+                <w:bCs/>
+                <w:color w:val="000000" w:themeColor="text1"/>
+                <w:sz w:val="20"/>
+                <w:szCs w:val="20"/>
+              </w:rPr>
+            </w:pPr>
+            <w:r>
+              <w:rPr>
+                <w:rFonts w:cstheme="minorHAnsi"/>
+                <w:color w:val="000000" w:themeColor="text1"/>
+                <w:sz w:val="20"/>
+                <w:szCs w:val="20"/>
+              </w:rPr>
+              <w:t>Lidar and 3D Visualization</w:t>
             </w:r>
           </w:p>
         </w:tc>
@@ -4365,11 +4392,20 @@
             <w:r>
               <w:rPr>
                 <w:rFonts w:ascii="Times New Roman" w:hAnsi="Times New Roman" w:cs="Times New Roman"/>
-                <w:color w:val="000000" w:themeColor="text1"/>
-                <w:sz w:val="18"/>
-                <w:szCs w:val="18"/>
-              </w:rPr>
-              <w:t>Ch 12</w:t>
+                <w:color w:val="00B0F0"/>
+                <w:sz w:val="18"/>
+                <w:szCs w:val="18"/>
+              </w:rPr>
+              <w:t>Ch 17</w:t>
+            </w:r>
+            <w:r>
+              <w:rPr>
+                <w:rFonts w:ascii="Times New Roman" w:hAnsi="Times New Roman" w:cs="Times New Roman" w:hint="eastAsia"/>
+                <w:color w:val="00B0F0"/>
+                <w:sz w:val="18"/>
+                <w:szCs w:val="18"/>
+              </w:rPr>
+              <w:t>,18</w:t>
             </w:r>
           </w:p>
         </w:tc>
@@ -4484,35 +4520,26 @@
                 <w:sz w:val="20"/>
                 <w:szCs w:val="20"/>
               </w:rPr>
-              <w:t>Lab</w:t>
-            </w:r>
-            <w:r>
-              <w:rPr>
-                <w:rFonts w:cstheme="minorHAnsi"/>
-                <w:color w:val="000000" w:themeColor="text1"/>
-                <w:sz w:val="20"/>
-                <w:szCs w:val="20"/>
-              </w:rPr>
-              <w:t xml:space="preserve"> 6</w:t>
-            </w:r>
-          </w:p>
-          <w:p>
-            <w:pPr>
-              <w:rPr>
-                <w:rFonts w:cstheme="minorHAnsi"/>
-                <w:color w:val="000000" w:themeColor="text1"/>
-                <w:sz w:val="20"/>
-                <w:szCs w:val="20"/>
-              </w:rPr>
-            </w:pPr>
-            <w:r>
-              <w:rPr>
-                <w:rFonts w:cstheme="minorHAnsi"/>
-                <w:color w:val="000000" w:themeColor="text1"/>
-                <w:sz w:val="20"/>
-                <w:szCs w:val="20"/>
-              </w:rPr>
-              <w:t>Spatial Pattern Analysis</w:t>
+              <w:t>Lab 5</w:t>
+            </w:r>
+          </w:p>
+          <w:p>
+            <w:pPr>
+              <w:rPr>
+                <w:rFonts w:cstheme="minorHAnsi"/>
+                <w:color w:val="000000" w:themeColor="text1"/>
+                <w:sz w:val="20"/>
+                <w:szCs w:val="20"/>
+              </w:rPr>
+            </w:pPr>
+            <w:r>
+              <w:rPr>
+                <w:rFonts w:cstheme="minorHAnsi"/>
+                <w:color w:val="000000" w:themeColor="text1"/>
+                <w:sz w:val="20"/>
+                <w:szCs w:val="20"/>
+              </w:rPr>
+              <w:t>Lidar Data Analysis &amp; 3D Visualization</w:t>
             </w:r>
           </w:p>
         </w:tc>
@@ -4681,7 +4708,7 @@
                 <w:sz w:val="20"/>
                 <w:szCs w:val="20"/>
               </w:rPr>
-              <w:t>Geographically Weighted Regression</w:t>
+              <w:t>Spatial Statistics</w:t>
             </w:r>
           </w:p>
         </w:tc>
@@ -4707,7 +4734,30 @@
                 <w:sz w:val="20"/>
                 <w:szCs w:val="20"/>
               </w:rPr>
-              <w:t>Geographically Weighted Regression</w:t>
+              <w:t>Spatial Statistics</w:t>
+            </w:r>
+          </w:p>
+          <w:p>
+            <w:pPr>
+              <w:jc w:val="center"/>
+              <w:rPr>
+                <w:rFonts w:cstheme="minorHAnsi"/>
+                <w:color w:val="000000" w:themeColor="text1"/>
+                <w:sz w:val="20"/>
+                <w:szCs w:val="20"/>
+              </w:rPr>
+            </w:pPr>
+            <w:r>
+              <w:rPr>
+                <w:rFonts w:cstheme="minorHAnsi"/>
+                <w:b/>
+                <w:bCs/>
+                <w:color w:val="7030A0"/>
+                <w:sz w:val="20"/>
+                <w:szCs w:val="20"/>
+              </w:rPr>
+              <w:lastRenderedPageBreak/>
+              <w:t>Quiz #1</w:t>
             </w:r>
           </w:p>
         </w:tc>
@@ -4728,13 +4778,12 @@
             <w:r>
               <w:rPr>
                 <w:rFonts w:ascii="Times New Roman" w:hAnsi="Times New Roman" w:cs="Times New Roman"/>
-                <w:i/>
-                <w:iCs/>
-                <w:color w:val="000000" w:themeColor="text1"/>
-                <w:sz w:val="18"/>
-                <w:szCs w:val="18"/>
-              </w:rPr>
-              <w:t>TBD</w:t>
+                <w:color w:val="000000" w:themeColor="text1"/>
+                <w:sz w:val="18"/>
+                <w:szCs w:val="18"/>
+              </w:rPr>
+              <w:lastRenderedPageBreak/>
+              <w:t>Ch 12</w:t>
             </w:r>
           </w:p>
         </w:tc>
@@ -4849,36 +4898,27 @@
                 <w:sz w:val="20"/>
                 <w:szCs w:val="20"/>
               </w:rPr>
-              <w:t>Lab</w:t>
-            </w:r>
-            <w:r>
-              <w:rPr>
-                <w:rFonts w:cstheme="minorHAnsi"/>
-                <w:color w:val="000000" w:themeColor="text1"/>
-                <w:sz w:val="20"/>
-                <w:szCs w:val="20"/>
-              </w:rPr>
-              <w:t xml:space="preserve"> 7</w:t>
-            </w:r>
-          </w:p>
-          <w:p>
-            <w:pPr>
-              <w:jc w:val="center"/>
-              <w:rPr>
-                <w:rFonts w:cstheme="minorHAnsi"/>
-                <w:color w:val="000000" w:themeColor="text1"/>
-                <w:sz w:val="20"/>
-                <w:szCs w:val="20"/>
-              </w:rPr>
-            </w:pPr>
-            <w:r>
-              <w:rPr>
-                <w:rFonts w:cstheme="minorHAnsi"/>
-                <w:color w:val="000000" w:themeColor="text1"/>
-                <w:sz w:val="20"/>
-                <w:szCs w:val="20"/>
-              </w:rPr>
-              <w:t>GWR model</w:t>
+              <w:t>Lab 6</w:t>
+            </w:r>
+          </w:p>
+          <w:p>
+            <w:pPr>
+              <w:jc w:val="center"/>
+              <w:rPr>
+                <w:rFonts w:cstheme="minorHAnsi"/>
+                <w:color w:val="000000" w:themeColor="text1"/>
+                <w:sz w:val="20"/>
+                <w:szCs w:val="20"/>
+              </w:rPr>
+            </w:pPr>
+            <w:r>
+              <w:rPr>
+                <w:rFonts w:cstheme="minorHAnsi"/>
+                <w:color w:val="000000" w:themeColor="text1"/>
+                <w:sz w:val="20"/>
+                <w:szCs w:val="20"/>
+              </w:rPr>
+              <w:t>Spatial Pattern Analysis</w:t>
             </w:r>
           </w:p>
         </w:tc>
@@ -5049,7 +5089,7 @@
                 <w:sz w:val="20"/>
                 <w:szCs w:val="20"/>
               </w:rPr>
-              <w:t>Spatial Interpolation</w:t>
+              <w:t>Geographically Weighted Regression</w:t>
             </w:r>
           </w:p>
         </w:tc>
@@ -5075,7 +5115,7 @@
                 <w:sz w:val="20"/>
                 <w:szCs w:val="20"/>
               </w:rPr>
-              <w:t>Spatial Interpolation</w:t>
+              <w:t>Geographically Weighted Regression</w:t>
             </w:r>
           </w:p>
         </w:tc>
@@ -5096,20 +5136,13 @@
             <w:r>
               <w:rPr>
                 <w:rFonts w:ascii="Times New Roman" w:hAnsi="Times New Roman" w:cs="Times New Roman"/>
-                <w:color w:val="000000" w:themeColor="text1"/>
-                <w:sz w:val="18"/>
-                <w:szCs w:val="18"/>
-              </w:rPr>
-              <w:t xml:space="preserve">Ch 12, </w:t>
-            </w:r>
-            <w:r>
-              <w:rPr>
-                <w:rFonts w:ascii="Times New Roman" w:hAnsi="Times New Roman" w:cs="Times New Roman"/>
-                <w:color w:val="00B0F0"/>
-                <w:sz w:val="18"/>
-                <w:szCs w:val="18"/>
-              </w:rPr>
-              <w:t>Ch 14</w:t>
+                <w:i/>
+                <w:iCs/>
+                <w:color w:val="000000" w:themeColor="text1"/>
+                <w:sz w:val="18"/>
+                <w:szCs w:val="18"/>
+              </w:rPr>
+              <w:t>TBD</w:t>
             </w:r>
           </w:p>
         </w:tc>
@@ -5224,36 +5257,27 @@
                 <w:sz w:val="20"/>
                 <w:szCs w:val="20"/>
               </w:rPr>
-              <w:t>Lab</w:t>
-            </w:r>
-            <w:r>
-              <w:rPr>
-                <w:rFonts w:cstheme="minorHAnsi"/>
-                <w:color w:val="000000" w:themeColor="text1"/>
-                <w:sz w:val="20"/>
-                <w:szCs w:val="20"/>
-              </w:rPr>
-              <w:t xml:space="preserve"> 8</w:t>
-            </w:r>
-          </w:p>
-          <w:p>
-            <w:pPr>
-              <w:jc w:val="center"/>
-              <w:rPr>
-                <w:rFonts w:cstheme="minorHAnsi"/>
-                <w:color w:val="000000" w:themeColor="text1"/>
-                <w:sz w:val="20"/>
-                <w:szCs w:val="20"/>
-              </w:rPr>
-            </w:pPr>
-            <w:r>
-              <w:rPr>
-                <w:rFonts w:cstheme="minorHAnsi"/>
-                <w:color w:val="000000" w:themeColor="text1"/>
-                <w:sz w:val="20"/>
-                <w:szCs w:val="20"/>
-              </w:rPr>
-              <w:t>Spatial Interpolation</w:t>
+              <w:t>Lab 7</w:t>
+            </w:r>
+          </w:p>
+          <w:p>
+            <w:pPr>
+              <w:jc w:val="center"/>
+              <w:rPr>
+                <w:rFonts w:cstheme="minorHAnsi"/>
+                <w:color w:val="000000" w:themeColor="text1"/>
+                <w:sz w:val="20"/>
+                <w:szCs w:val="20"/>
+              </w:rPr>
+            </w:pPr>
+            <w:r>
+              <w:rPr>
+                <w:rFonts w:cstheme="minorHAnsi"/>
+                <w:color w:val="000000" w:themeColor="text1"/>
+                <w:sz w:val="20"/>
+                <w:szCs w:val="20"/>
+              </w:rPr>
+              <w:t>GWR model</w:t>
             </w:r>
           </w:p>
         </w:tc>
@@ -5420,48 +5444,46 @@
             <w:r>
               <w:rPr>
                 <w:rFonts w:cstheme="minorHAnsi"/>
+                <w:color w:val="000000" w:themeColor="text1"/>
+                <w:sz w:val="20"/>
+                <w:szCs w:val="20"/>
+              </w:rPr>
+              <w:t>Spatial Interpolation</w:t>
+            </w:r>
+          </w:p>
+        </w:tc>
+        <w:tc>
+          <w:tcPr>
+            <w:tcW w:w="2195" w:type="dxa"/>
+            <w:vAlign w:val="center"/>
+          </w:tcPr>
+          <w:p>
+            <w:pPr>
+              <w:jc w:val="center"/>
+              <w:rPr>
+                <w:rFonts w:cstheme="minorHAnsi" w:hint="eastAsia"/>
                 <w:b/>
                 <w:bCs/>
                 <w:color w:val="7030A0"/>
                 <w:sz w:val="20"/>
                 <w:szCs w:val="20"/>
               </w:rPr>
+            </w:pPr>
+            <w:r>
+              <w:rPr>
+                <w:rFonts w:cstheme="minorHAnsi"/>
+                <w:b/>
+                <w:bCs/>
+                <w:color w:val="7030A0"/>
+                <w:sz w:val="20"/>
+                <w:szCs w:val="20"/>
+              </w:rPr>
               <w:t>Project Discussion</w:t>
             </w:r>
           </w:p>
         </w:tc>
         <w:tc>
           <w:tcPr>
-            <w:tcW w:w="2195" w:type="dxa"/>
-            <w:vAlign w:val="center"/>
-          </w:tcPr>
-          <w:p>
-            <w:pPr>
-              <w:jc w:val="center"/>
-              <w:rPr>
-                <w:rFonts w:cstheme="minorHAnsi"/>
-                <w:b/>
-                <w:bCs/>
-                <w:color w:val="7030A0"/>
-                <w:sz w:val="20"/>
-                <w:szCs w:val="20"/>
-              </w:rPr>
-            </w:pPr>
-            <w:r>
-              <w:rPr>
-                <w:rFonts w:cstheme="minorHAnsi"/>
-                <w:b/>
-                <w:bCs/>
-                <w:color w:val="7030A0"/>
-                <w:sz w:val="20"/>
-                <w:szCs w:val="20"/>
-              </w:rPr>
-              <w:t>Project Discussion</w:t>
-            </w:r>
-          </w:p>
-        </w:tc>
-        <w:tc>
-          <w:tcPr>
             <w:tcW w:w="1405" w:type="dxa"/>
             <w:vAlign w:val="center"/>
           </w:tcPr>
@@ -5474,6 +5496,24 @@
                 <w:szCs w:val="18"/>
               </w:rPr>
             </w:pPr>
+            <w:r>
+              <w:rPr>
+                <w:rFonts w:ascii="Times New Roman" w:hAnsi="Times New Roman" w:cs="Times New Roman"/>
+                <w:color w:val="000000" w:themeColor="text1"/>
+                <w:sz w:val="18"/>
+                <w:szCs w:val="18"/>
+              </w:rPr>
+              <w:t xml:space="preserve">Ch 12, </w:t>
+            </w:r>
+            <w:r>
+              <w:rPr>
+                <w:rFonts w:ascii="Times New Roman" w:hAnsi="Times New Roman" w:cs="Times New Roman"/>
+                <w:color w:val="00B0F0"/>
+                <w:sz w:val="18"/>
+                <w:szCs w:val="18"/>
+              </w:rPr>
+              <w:t>Ch 14</w:t>
+            </w:r>
           </w:p>
         </w:tc>
       </w:tr>
@@ -5559,6 +5599,26 @@
               <w:jc w:val="center"/>
               <w:rPr>
                 <w:rFonts w:cstheme="minorHAnsi"/>
+                <w:color w:val="000000" w:themeColor="text1"/>
+                <w:sz w:val="20"/>
+                <w:szCs w:val="20"/>
+              </w:rPr>
+            </w:pPr>
+            <w:r>
+              <w:rPr>
+                <w:rFonts w:cstheme="minorHAnsi"/>
+                <w:color w:val="000000" w:themeColor="text1"/>
+                <w:sz w:val="20"/>
+                <w:szCs w:val="20"/>
+              </w:rPr>
+              <w:t>Lab 8</w:t>
+            </w:r>
+          </w:p>
+          <w:p>
+            <w:pPr>
+              <w:jc w:val="center"/>
+              <w:rPr>
+                <w:rFonts w:cstheme="minorHAnsi"/>
                 <w:b/>
                 <w:bCs/>
                 <w:color w:val="7030A0"/>
@@ -5568,14 +5628,12 @@
             </w:pPr>
             <w:r>
               <w:rPr>
-                <w:rFonts w:cstheme="minorHAnsi" w:hint="eastAsia"/>
-                <w:b/>
-                <w:bCs/>
-                <w:color w:val="7030A0"/>
-                <w:sz w:val="20"/>
-                <w:szCs w:val="20"/>
-              </w:rPr>
-              <w:t>No Lab</w:t>
+                <w:rFonts w:cstheme="minorHAnsi"/>
+                <w:color w:val="000000" w:themeColor="text1"/>
+                <w:sz w:val="20"/>
+                <w:szCs w:val="20"/>
+              </w:rPr>
+              <w:t>Spatial Interpolation</w:t>
             </w:r>
           </w:p>
         </w:tc>
@@ -7598,6 +7656,240 @@
           </w:p>
         </w:tc>
       </w:tr>
+      <w:tr>
+        <w:trPr>
+          <w:trHeight w:val="327"/>
+          <w:jc w:val="center"/>
+        </w:trPr>
+        <w:tc>
+          <w:tcPr>
+            <w:tcW w:w="667" w:type="dxa"/>
+            <w:vAlign w:val="center"/>
+          </w:tcPr>
+          <w:p>
+            <w:pPr>
+              <w:jc w:val="center"/>
+              <w:rPr>
+                <w:rFonts w:ascii="Times New Roman" w:hAnsi="Times New Roman" w:cs="Times New Roman"/>
+                <w:b/>
+                <w:bCs/>
+                <w:color w:val="8181FF"/>
+                <w:sz w:val="18"/>
+                <w:szCs w:val="18"/>
+              </w:rPr>
+            </w:pPr>
+          </w:p>
+        </w:tc>
+        <w:tc>
+          <w:tcPr>
+            <w:tcW w:w="1313" w:type="dxa"/>
+            <w:vAlign w:val="center"/>
+          </w:tcPr>
+          <w:p>
+            <w:pPr>
+              <w:jc w:val="center"/>
+              <w:rPr>
+                <w:rFonts w:ascii="Times New Roman" w:hAnsi="Times New Roman" w:cs="Times New Roman"/>
+                <w:b/>
+                <w:bCs/>
+                <w:color w:val="8181FF"/>
+                <w:sz w:val="18"/>
+                <w:szCs w:val="18"/>
+              </w:rPr>
+            </w:pPr>
+          </w:p>
+        </w:tc>
+        <w:tc>
+          <w:tcPr>
+            <w:tcW w:w="992" w:type="dxa"/>
+            <w:vAlign w:val="center"/>
+          </w:tcPr>
+          <w:p>
+            <w:pPr>
+              <w:jc w:val="center"/>
+              <w:rPr>
+                <w:rFonts w:cstheme="minorHAnsi"/>
+                <w:i/>
+                <w:iCs/>
+                <w:color w:val="000000" w:themeColor="text1"/>
+                <w:sz w:val="20"/>
+                <w:szCs w:val="20"/>
+              </w:rPr>
+            </w:pPr>
+          </w:p>
+        </w:tc>
+        <w:tc>
+          <w:tcPr>
+            <w:tcW w:w="2058" w:type="dxa"/>
+            <w:vAlign w:val="center"/>
+          </w:tcPr>
+          <w:p>
+            <w:pPr>
+              <w:jc w:val="center"/>
+              <w:rPr>
+                <w:rFonts w:cstheme="minorHAnsi"/>
+                <w:b/>
+                <w:bCs/>
+                <w:color w:val="7030A0"/>
+                <w:sz w:val="20"/>
+                <w:szCs w:val="20"/>
+              </w:rPr>
+            </w:pPr>
+          </w:p>
+        </w:tc>
+        <w:tc>
+          <w:tcPr>
+            <w:tcW w:w="2195" w:type="dxa"/>
+            <w:vAlign w:val="center"/>
+          </w:tcPr>
+          <w:p>
+            <w:pPr>
+              <w:jc w:val="center"/>
+              <w:rPr>
+                <w:rFonts w:cstheme="minorHAnsi"/>
+                <w:b/>
+                <w:bCs/>
+                <w:color w:val="7030A0"/>
+                <w:sz w:val="20"/>
+                <w:szCs w:val="20"/>
+              </w:rPr>
+            </w:pPr>
+          </w:p>
+        </w:tc>
+        <w:tc>
+          <w:tcPr>
+            <w:tcW w:w="1405" w:type="dxa"/>
+            <w:vAlign w:val="center"/>
+          </w:tcPr>
+          <w:p>
+            <w:pPr>
+              <w:rPr>
+                <w:rFonts w:ascii="Times New Roman" w:hAnsi="Times New Roman" w:cs="Times New Roman"/>
+                <w:color w:val="000000" w:themeColor="text1"/>
+                <w:sz w:val="18"/>
+                <w:szCs w:val="18"/>
+              </w:rPr>
+            </w:pPr>
+          </w:p>
+        </w:tc>
+      </w:tr>
+      <w:tr>
+        <w:trPr>
+          <w:trHeight w:val="327"/>
+          <w:jc w:val="center"/>
+        </w:trPr>
+        <w:tc>
+          <w:tcPr>
+            <w:tcW w:w="667" w:type="dxa"/>
+            <w:vAlign w:val="center"/>
+          </w:tcPr>
+          <w:p>
+            <w:pPr>
+              <w:jc w:val="center"/>
+              <w:rPr>
+                <w:rFonts w:ascii="Times New Roman" w:hAnsi="Times New Roman" w:cs="Times New Roman"/>
+                <w:b/>
+                <w:bCs/>
+                <w:color w:val="8181FF"/>
+                <w:sz w:val="18"/>
+                <w:szCs w:val="18"/>
+              </w:rPr>
+            </w:pPr>
+          </w:p>
+        </w:tc>
+        <w:tc>
+          <w:tcPr>
+            <w:tcW w:w="1313" w:type="dxa"/>
+            <w:vAlign w:val="center"/>
+          </w:tcPr>
+          <w:p>
+            <w:pPr>
+              <w:jc w:val="center"/>
+              <w:rPr>
+                <w:rFonts w:ascii="Times New Roman" w:hAnsi="Times New Roman" w:cs="Times New Roman"/>
+                <w:b/>
+                <w:bCs/>
+                <w:color w:val="8181FF"/>
+                <w:sz w:val="18"/>
+                <w:szCs w:val="18"/>
+              </w:rPr>
+            </w:pPr>
+          </w:p>
+        </w:tc>
+        <w:tc>
+          <w:tcPr>
+            <w:tcW w:w="992" w:type="dxa"/>
+            <w:vAlign w:val="center"/>
+          </w:tcPr>
+          <w:p>
+            <w:pPr>
+              <w:jc w:val="center"/>
+              <w:rPr>
+                <w:rFonts w:cstheme="minorHAnsi"/>
+                <w:i/>
+                <w:iCs/>
+                <w:color w:val="000000" w:themeColor="text1"/>
+                <w:sz w:val="20"/>
+                <w:szCs w:val="20"/>
+              </w:rPr>
+            </w:pPr>
+          </w:p>
+        </w:tc>
+        <w:tc>
+          <w:tcPr>
+            <w:tcW w:w="2058" w:type="dxa"/>
+            <w:vAlign w:val="center"/>
+          </w:tcPr>
+          <w:p>
+            <w:pPr>
+              <w:jc w:val="center"/>
+              <w:rPr>
+                <w:rFonts w:cstheme="minorHAnsi"/>
+                <w:b/>
+                <w:bCs/>
+                <w:color w:val="7030A0"/>
+                <w:sz w:val="20"/>
+                <w:szCs w:val="20"/>
+              </w:rPr>
+            </w:pPr>
+          </w:p>
+        </w:tc>
+        <w:tc>
+          <w:tcPr>
+            <w:tcW w:w="2195" w:type="dxa"/>
+            <w:vAlign w:val="center"/>
+          </w:tcPr>
+          <w:p>
+            <w:pPr>
+              <w:jc w:val="center"/>
+              <w:rPr>
+                <w:rFonts w:cstheme="minorHAnsi"/>
+                <w:b/>
+                <w:bCs/>
+                <w:color w:val="7030A0"/>
+                <w:sz w:val="20"/>
+                <w:szCs w:val="20"/>
+              </w:rPr>
+            </w:pPr>
+          </w:p>
+        </w:tc>
+        <w:tc>
+          <w:tcPr>
+            <w:tcW w:w="1405" w:type="dxa"/>
+            <w:vAlign w:val="center"/>
+          </w:tcPr>
+          <w:p>
+            <w:pPr>
+              <w:rPr>
+                <w:rFonts w:ascii="Times New Roman" w:hAnsi="Times New Roman" w:cs="Times New Roman"/>
+                <w:color w:val="000000" w:themeColor="text1"/>
+                <w:sz w:val="18"/>
+                <w:szCs w:val="18"/>
+              </w:rPr>
+            </w:pPr>
+          </w:p>
+        </w:tc>
+      </w:tr>
     </w:tbl>
     <w:p>
       <w:pPr>
@@ -7762,6 +8054,7 @@
           <w:sz w:val="24"/>
           <w:szCs w:val="24"/>
         </w:rPr>
+        <w:lastRenderedPageBreak/>
         <w:t xml:space="preserve">It is important that all lab exercises be completed in a timely manner. Some bonus exercises </w:t>
       </w:r>
       <w:r>
@@ -7856,66 +8149,6 @@
         <w:jc w:val="both"/>
         <w:rPr>
           <w:rFonts w:ascii="Times New Roman" w:hAnsi="Times New Roman" w:cs="Times New Roman"/>
-          <w:sz w:val="24"/>
-          <w:szCs w:val="24"/>
-        </w:rPr>
-      </w:pPr>
-    </w:p>
-    <w:p>
-      <w:pPr>
-        <w:spacing w:after="0" w:line="240" w:lineRule="auto"/>
-        <w:ind w:leftChars="327" w:left="719"/>
-        <w:jc w:val="both"/>
-        <w:rPr>
-          <w:rFonts w:ascii="Times New Roman" w:hAnsi="Times New Roman" w:cs="Times New Roman" w:hint="eastAsia"/>
-          <w:sz w:val="24"/>
-          <w:szCs w:val="24"/>
-        </w:rPr>
-      </w:pPr>
-    </w:p>
-    <w:p>
-      <w:pPr>
-        <w:spacing w:after="0" w:line="240" w:lineRule="auto"/>
-        <w:ind w:leftChars="327" w:left="719"/>
-        <w:jc w:val="both"/>
-        <w:rPr>
-          <w:rFonts w:ascii="Times New Roman" w:hAnsi="Times New Roman" w:cs="Times New Roman"/>
-          <w:sz w:val="24"/>
-          <w:szCs w:val="24"/>
-        </w:rPr>
-      </w:pPr>
-    </w:p>
-    <w:p>
-      <w:pPr>
-        <w:spacing w:after="0" w:line="240" w:lineRule="auto"/>
-        <w:ind w:leftChars="327" w:left="719"/>
-        <w:jc w:val="both"/>
-        <w:rPr>
-          <w:rFonts w:ascii="Times New Roman" w:hAnsi="Times New Roman" w:cs="Times New Roman"/>
-          <w:sz w:val="24"/>
-          <w:szCs w:val="24"/>
-        </w:rPr>
-      </w:pPr>
-    </w:p>
-    <w:p>
-      <w:pPr>
-        <w:spacing w:after="0" w:line="240" w:lineRule="auto"/>
-        <w:ind w:leftChars="327" w:left="719"/>
-        <w:jc w:val="both"/>
-        <w:rPr>
-          <w:rFonts w:ascii="Times New Roman" w:hAnsi="Times New Roman" w:cs="Times New Roman"/>
-          <w:sz w:val="24"/>
-          <w:szCs w:val="24"/>
-        </w:rPr>
-      </w:pPr>
-    </w:p>
-    <w:p>
-      <w:pPr>
-        <w:spacing w:after="0" w:line="240" w:lineRule="auto"/>
-        <w:ind w:leftChars="327" w:left="719"/>
-        <w:jc w:val="both"/>
-        <w:rPr>
-          <w:rFonts w:ascii="Times New Roman" w:hAnsi="Times New Roman" w:cs="Times New Roman"/>
           <w:b/>
           <w:bCs/>
           <w:sz w:val="24"/>
@@ -7931,7 +8164,6 @@
           <w:sz w:val="24"/>
           <w:szCs w:val="24"/>
         </w:rPr>
-        <w:lastRenderedPageBreak/>
         <w:t>Table 1 Grade distribution</w:t>
       </w:r>
     </w:p>
@@ -9624,6 +9856,7 @@
                 <w:sz w:val="24"/>
                 <w:szCs w:val="24"/>
               </w:rPr>
+              <w:lastRenderedPageBreak/>
               <w:t>Project presentation</w:t>
             </w:r>
             <w:r>
@@ -9743,7 +9976,6 @@
           <w:sz w:val="24"/>
           <w:szCs w:val="24"/>
         </w:rPr>
-        <w:lastRenderedPageBreak/>
         <w:t xml:space="preserve"> The project report will be graded by the following criteria:</w:t>
       </w:r>
     </w:p>
@@ -10741,7 +10973,6 @@
           <w:sz w:val="24"/>
           <w:szCs w:val="24"/>
         </w:rPr>
-        <w:lastRenderedPageBreak/>
         <w:t xml:space="preserve">No </w:t>
       </w:r>
       <w:proofErr w:type="spellStart"/>
@@ -11387,6 +11618,7 @@
           <w:sz w:val="24"/>
           <w:szCs w:val="24"/>
         </w:rPr>
+        <w:lastRenderedPageBreak/>
         <w:t xml:space="preserve">An Emergency Procedures Summary (EPS) for the building in which this class is held will be discussed during the first week of this course. EPS documents for most buildings on campus are available at </w:t>
       </w:r>
       <w:hyperlink r:id="rId13" w:history="1">
@@ -11466,7 +11698,6 @@
           <w:sz w:val="24"/>
           <w:szCs w:val="24"/>
         </w:rPr>
-        <w:lastRenderedPageBreak/>
         <w:t xml:space="preserve">The University of Central Arkansas is dedicated to attracting and supporting </w:t>
       </w:r>
       <w:proofErr w:type="gramStart"/>
@@ -11707,7 +11938,17 @@
           <w:sz w:val="24"/>
           <w:szCs w:val="24"/>
         </w:rPr>
-        <w:t xml:space="preserve">Students may evaluate courses they are taking starting on Monday, </w:t>
+        <w:t xml:space="preserve">Students may evaluate courses they are taking starting on </w:t>
+      </w:r>
+      <w:r>
+        <w:rPr>
+          <w:rFonts w:ascii="Times New Roman" w:hAnsi="Times New Roman" w:cs="Times New Roman" w:hint="eastAsia"/>
+          <w:b/>
+          <w:bCs/>
+          <w:sz w:val="24"/>
+          <w:szCs w:val="24"/>
+        </w:rPr>
+        <w:t>Week in</w:t>
       </w:r>
       <w:r>
         <w:rPr>
@@ -11717,8 +11958,9 @@
           <w:sz w:val="24"/>
           <w:szCs w:val="24"/>
         </w:rPr>
-        <w:t>April</w:t>
-      </w:r>
+        <w:t xml:space="preserve"> </w:t>
+      </w:r>
+      <w:proofErr w:type="gramStart"/>
       <w:r>
         <w:rPr>
           <w:rFonts w:ascii="Times New Roman" w:eastAsia="Arial" w:hAnsi="Times New Roman" w:cs="Times New Roman"/>
@@ -11727,7 +11969,7 @@
           <w:sz w:val="24"/>
           <w:szCs w:val="24"/>
         </w:rPr>
-        <w:t xml:space="preserve"> </w:t>
+        <w:t>April</w:t>
       </w:r>
       <w:r>
         <w:rPr>
@@ -11737,8 +11979,9 @@
           <w:sz w:val="24"/>
           <w:szCs w:val="24"/>
         </w:rPr>
-        <w:t>8</w:t>
-      </w:r>
+        <w:t>,</w:t>
+      </w:r>
+      <w:proofErr w:type="gramEnd"/>
       <w:r>
         <w:rPr>
           <w:rFonts w:ascii="Times New Roman" w:eastAsia="Arial" w:hAnsi="Times New Roman" w:cs="Times New Roman"/>
@@ -11747,7 +11990,7 @@
           <w:sz w:val="24"/>
           <w:szCs w:val="24"/>
         </w:rPr>
-        <w:t>,</w:t>
+        <w:t xml:space="preserve"> </w:t>
       </w:r>
       <w:r>
         <w:rPr>
@@ -11757,7 +12000,17 @@
           <w:sz w:val="24"/>
           <w:szCs w:val="24"/>
         </w:rPr>
-        <w:t xml:space="preserve"> </w:t>
+        <w:t>202</w:t>
+      </w:r>
+      <w:r>
+        <w:rPr>
+          <w:rFonts w:ascii="Times New Roman" w:hAnsi="Times New Roman" w:cs="Times New Roman" w:hint="eastAsia"/>
+          <w:b/>
+          <w:bCs/>
+          <w:sz w:val="24"/>
+          <w:szCs w:val="24"/>
+        </w:rPr>
+        <w:t xml:space="preserve">6 </w:t>
       </w:r>
       <w:r>
         <w:rPr>
@@ -11767,97 +12020,7 @@
           <w:sz w:val="24"/>
           <w:szCs w:val="24"/>
         </w:rPr>
-        <w:t>202</w:t>
-      </w:r>
-      <w:r>
-        <w:rPr>
-          <w:rFonts w:ascii="Times New Roman" w:eastAsia="Arial" w:hAnsi="Times New Roman" w:cs="Times New Roman"/>
-          <w:b/>
-          <w:bCs/>
-          <w:sz w:val="24"/>
-          <w:szCs w:val="24"/>
-        </w:rPr>
-        <w:t>4</w:t>
-      </w:r>
-      <w:r>
-        <w:rPr>
-          <w:rFonts w:ascii="Times New Roman" w:eastAsia="Arial" w:hAnsi="Times New Roman" w:cs="Times New Roman"/>
-          <w:b/>
-          <w:bCs/>
-          <w:sz w:val="24"/>
-          <w:szCs w:val="24"/>
-        </w:rPr>
-        <w:t xml:space="preserve">, through Sunday, </w:t>
-      </w:r>
-      <w:r>
-        <w:rPr>
-          <w:rFonts w:ascii="Times New Roman" w:eastAsia="Arial" w:hAnsi="Times New Roman" w:cs="Times New Roman"/>
-          <w:b/>
-          <w:bCs/>
-          <w:sz w:val="24"/>
-          <w:szCs w:val="24"/>
-        </w:rPr>
-        <w:t>May</w:t>
-      </w:r>
-      <w:r>
-        <w:rPr>
-          <w:rFonts w:ascii="Times New Roman" w:eastAsia="Arial" w:hAnsi="Times New Roman" w:cs="Times New Roman"/>
-          <w:b/>
-          <w:bCs/>
-          <w:sz w:val="24"/>
-          <w:szCs w:val="24"/>
-        </w:rPr>
-        <w:t xml:space="preserve"> </w:t>
-      </w:r>
-      <w:r>
-        <w:rPr>
-          <w:rFonts w:ascii="Times New Roman" w:eastAsia="Arial" w:hAnsi="Times New Roman" w:cs="Times New Roman"/>
-          <w:b/>
-          <w:bCs/>
-          <w:sz w:val="24"/>
-          <w:szCs w:val="24"/>
-        </w:rPr>
-        <w:t>5</w:t>
-      </w:r>
-      <w:r>
-        <w:rPr>
-          <w:rFonts w:ascii="Times New Roman" w:eastAsia="Arial" w:hAnsi="Times New Roman" w:cs="Times New Roman"/>
-          <w:b/>
-          <w:bCs/>
-          <w:sz w:val="24"/>
-          <w:szCs w:val="24"/>
-        </w:rPr>
-        <w:t>, 202</w:t>
-      </w:r>
-      <w:r>
-        <w:rPr>
-          <w:rFonts w:ascii="Times New Roman" w:eastAsia="Arial" w:hAnsi="Times New Roman" w:cs="Times New Roman"/>
-          <w:b/>
-          <w:bCs/>
-          <w:sz w:val="24"/>
-          <w:szCs w:val="24"/>
-        </w:rPr>
-        <w:t>4</w:t>
-      </w:r>
-      <w:r>
-        <w:rPr>
-          <w:rFonts w:ascii="Times New Roman" w:eastAsia="Arial" w:hAnsi="Times New Roman" w:cs="Times New Roman"/>
-          <w:b/>
-          <w:bCs/>
-          <w:sz w:val="24"/>
-          <w:szCs w:val="24"/>
-        </w:rPr>
-        <w:t>,</w:t>
-      </w:r>
-      <w:r>
-        <w:rPr>
-          <w:rFonts w:ascii="Times New Roman" w:eastAsia="Arial" w:hAnsi="Times New Roman" w:cs="Times New Roman"/>
-          <w:b/>
-          <w:bCs/>
-          <w:sz w:val="24"/>
-          <w:szCs w:val="24"/>
-        </w:rPr>
-        <w:t xml:space="preserve"> by logging in to </w:t>
+        <w:t xml:space="preserve">by logging in to </w:t>
       </w:r>
       <w:proofErr w:type="spellStart"/>
       <w:r>
